--- a/public/2026/seq06/FICHE_S6-A04_DefiScratch_5eme.docx
+++ b/public/2026/seq06/FICHE_S6-A04_DefiScratch_5eme.docx
@@ -21,6 +21,9 @@
         <w:gridCol w:w="1200"/>
       </w:tblGrid>
       <w:tr>
+        <w:trPr>
+          <w:cantSplit/>
+        </w:trPr>
         <w:tc>
           <w:tcPr>
             <w:tcW w:type="dxa" w:w="1266"/>
@@ -210,6 +213,32 @@
               <w:t xml:space="preserve">ACTIVITÉ N°04</w:t>
             </w:r>
           </w:p>
+          <w:p>
+            <w:pPr>
+              <w:spacing w:after="0"/>
+            </w:pPr>
+            <w:r>
+              <w:rPr>
+                <w:rFonts w:ascii="Arial" w:cs="Arial" w:eastAsia="Arial" w:hAnsi="Arial"/>
+                <w:sz w:val="14"/>
+                <w:szCs w:val="14"/>
+              </w:rPr>
+              <w:t xml:space="preserve">NOM : ..............................</w:t>
+            </w:r>
+          </w:p>
+          <w:p>
+            <w:pPr>
+              <w:spacing w:after="0"/>
+            </w:pPr>
+            <w:r>
+              <w:rPr>
+                <w:rFonts w:ascii="Arial" w:cs="Arial" w:eastAsia="Arial" w:hAnsi="Arial"/>
+                <w:sz w:val="14"/>
+                <w:szCs w:val="14"/>
+              </w:rPr>
+              <w:t xml:space="preserve">PRÉNOM : .........................</w:t>
+            </w:r>
+          </w:p>
         </w:tc>
         <w:tc>
           <w:tcPr>
@@ -295,32 +324,36 @@
         </w:tblBorders>
       </w:tblPr>
       <w:tblGrid>
-        <w:gridCol w:w="2840"/>
-        <w:gridCol w:w="2840"/>
-        <w:gridCol w:w="1640"/>
-        <w:gridCol w:w="2040"/>
+        <w:gridCol w:w="9360"/>
       </w:tblGrid>
       <w:tr>
-        <w:tc>
-          <w:tcPr>
-            <w:tcW w:type="dxa" w:w="2840"/>
-            <w:tcBorders>
-              <w:top w:val="single" w:color="000000" w:sz="6"/>
-              <w:left w:val="single" w:color="000000" w:sz="6"/>
-              <w:bottom w:val="single" w:color="000000" w:sz="6"/>
-              <w:right w:val="single" w:color="000000" w:sz="6"/>
-            </w:tcBorders>
-            <w:tcMar>
-              <w:top w:type="dxa" w:w="40"/>
-              <w:left w:type="dxa" w:w="80"/>
-              <w:bottom w:type="dxa" w:w="40"/>
-              <w:right w:type="dxa" w:w="80"/>
-            </w:tcMar>
-            <w:vAlign w:val="center"/>
-          </w:tcPr>
-          <w:p>
-            <w:pPr>
-              <w:spacing w:after="0"/>
+        <w:trPr>
+          <w:cantSplit/>
+        </w:trPr>
+        <w:tc>
+          <w:tcPr>
+            <w:tcW w:type="dxa" w:w="9360"/>
+            <w:tcBorders>
+              <w:top w:val="single" w:color="000000" w:sz="6"/>
+              <w:left w:val="single" w:color="000000" w:sz="6"/>
+              <w:bottom w:val="single" w:color="000000" w:sz="6"/>
+              <w:right w:val="single" w:color="000000" w:sz="6"/>
+            </w:tcBorders>
+            <w:shd w:fill="D9D9D9" w:val="clear"/>
+            <w:tcMar>
+              <w:top w:type="dxa" w:w="40"/>
+              <w:left w:type="dxa" w:w="80"/>
+              <w:bottom w:type="dxa" w:w="40"/>
+              <w:right w:type="dxa" w:w="80"/>
+            </w:tcMar>
+            <w:vAlign w:val="center"/>
+          </w:tcPr>
+          <w:p>
+            <w:pPr>
+              <w:keepNext/>
+              <w:keepLines/>
+              <w:spacing w:after="0"/>
+              <w:jc w:val="center"/>
             </w:pPr>
             <w:r>
               <w:rPr>
@@ -329,163 +362,10 @@
                 <w:bCs/>
                 <w:i w:val="false"/>
                 <w:iCs w:val="false"/>
-                <w:sz w:val="24"/>
-                <w:szCs w:val="24"/>
-              </w:rPr>
-              <w:t xml:space="preserve">Nom : </w:t>
-            </w:r>
-            <w:r>
-              <w:rPr>
-                <w:rFonts w:ascii="Arial" w:cs="Arial" w:eastAsia="Arial" w:hAnsi="Arial"/>
-                <w:b w:val="false"/>
-                <w:bCs w:val="false"/>
-                <w:i w:val="false"/>
-                <w:iCs w:val="false"/>
-                <w:sz w:val="24"/>
-                <w:szCs w:val="24"/>
-              </w:rPr>
-              <w:t xml:space="preserve">...................</w:t>
-            </w:r>
-          </w:p>
-        </w:tc>
-        <w:tc>
-          <w:tcPr>
-            <w:tcW w:type="dxa" w:w="2840"/>
-            <w:tcBorders>
-              <w:top w:val="single" w:color="000000" w:sz="6"/>
-              <w:left w:val="single" w:color="000000" w:sz="6"/>
-              <w:bottom w:val="single" w:color="000000" w:sz="6"/>
-              <w:right w:val="single" w:color="000000" w:sz="6"/>
-            </w:tcBorders>
-            <w:tcMar>
-              <w:top w:type="dxa" w:w="40"/>
-              <w:left w:type="dxa" w:w="80"/>
-              <w:bottom w:type="dxa" w:w="40"/>
-              <w:right w:type="dxa" w:w="80"/>
-            </w:tcMar>
-            <w:vAlign w:val="center"/>
-          </w:tcPr>
-          <w:p>
-            <w:pPr>
-              <w:spacing w:after="0"/>
-            </w:pPr>
-            <w:r>
-              <w:rPr>
-                <w:rFonts w:ascii="Arial" w:cs="Arial" w:eastAsia="Arial" w:hAnsi="Arial"/>
-                <w:b/>
-                <w:bCs/>
-                <w:i w:val="false"/>
-                <w:iCs w:val="false"/>
-                <w:sz w:val="24"/>
-                <w:szCs w:val="24"/>
-              </w:rPr>
-              <w:t xml:space="preserve">Prénom : </w:t>
-            </w:r>
-            <w:r>
-              <w:rPr>
-                <w:rFonts w:ascii="Arial" w:cs="Arial" w:eastAsia="Arial" w:hAnsi="Arial"/>
-                <w:b w:val="false"/>
-                <w:bCs w:val="false"/>
-                <w:i w:val="false"/>
-                <w:iCs w:val="false"/>
-                <w:sz w:val="24"/>
-                <w:szCs w:val="24"/>
-              </w:rPr>
-              <w:t xml:space="preserve">................</w:t>
-            </w:r>
-          </w:p>
-        </w:tc>
-        <w:tc>
-          <w:tcPr>
-            <w:tcW w:type="dxa" w:w="1640"/>
-            <w:tcBorders>
-              <w:top w:val="single" w:color="000000" w:sz="6"/>
-              <w:left w:val="single" w:color="000000" w:sz="6"/>
-              <w:bottom w:val="single" w:color="000000" w:sz="6"/>
-              <w:right w:val="single" w:color="000000" w:sz="6"/>
-            </w:tcBorders>
-            <w:tcMar>
-              <w:top w:type="dxa" w:w="40"/>
-              <w:left w:type="dxa" w:w="80"/>
-              <w:bottom w:type="dxa" w:w="40"/>
-              <w:right w:type="dxa" w:w="80"/>
-            </w:tcMar>
-            <w:vAlign w:val="center"/>
-          </w:tcPr>
-          <w:p>
-            <w:pPr>
-              <w:spacing w:after="0"/>
-            </w:pPr>
-            <w:r>
-              <w:rPr>
-                <w:rFonts w:ascii="Arial" w:cs="Arial" w:eastAsia="Arial" w:hAnsi="Arial"/>
-                <w:b/>
-                <w:bCs/>
-                <w:i w:val="false"/>
-                <w:iCs w:val="false"/>
-                <w:sz w:val="24"/>
-                <w:szCs w:val="24"/>
-              </w:rPr>
-              <w:t xml:space="preserve">Classe : </w:t>
-            </w:r>
-            <w:r>
-              <w:rPr>
-                <w:rFonts w:ascii="Arial" w:cs="Arial" w:eastAsia="Arial" w:hAnsi="Arial"/>
-                <w:b w:val="false"/>
-                <w:bCs w:val="false"/>
-                <w:i w:val="false"/>
-                <w:iCs w:val="false"/>
-                <w:sz w:val="24"/>
-                <w:szCs w:val="24"/>
-              </w:rPr>
-              <w:t xml:space="preserve">......</w:t>
-            </w:r>
-          </w:p>
-        </w:tc>
-        <w:tc>
-          <w:tcPr>
-            <w:tcW w:type="dxa" w:w="2040"/>
-            <w:tcBorders>
-              <w:top w:val="single" w:color="000000" w:sz="6"/>
-              <w:left w:val="single" w:color="000000" w:sz="6"/>
-              <w:bottom w:val="single" w:color="000000" w:sz="6"/>
-              <w:right w:val="single" w:color="000000" w:sz="6"/>
-            </w:tcBorders>
-            <w:tcMar>
-              <w:top w:type="dxa" w:w="40"/>
-              <w:left w:type="dxa" w:w="80"/>
-              <w:bottom w:type="dxa" w:w="40"/>
-              <w:right w:type="dxa" w:w="80"/>
-            </w:tcMar>
-            <w:vAlign w:val="center"/>
-          </w:tcPr>
-          <w:p>
-            <w:pPr>
-              <w:spacing w:after="0"/>
-            </w:pPr>
-            <w:r>
-              <w:rPr>
-                <w:rFonts w:ascii="Arial" w:cs="Arial" w:eastAsia="Arial" w:hAnsi="Arial"/>
-                <w:b/>
-                <w:bCs/>
-                <w:i w:val="false"/>
-                <w:iCs w:val="false"/>
-                <w:sz w:val="24"/>
-                <w:szCs w:val="24"/>
-              </w:rPr>
-              <w:t xml:space="preserve">Maison : </w:t>
-            </w:r>
-            <w:r>
-              <w:rPr>
-                <w:rFonts w:ascii="Arial" w:cs="Arial" w:eastAsia="Arial" w:hAnsi="Arial"/>
-                <w:b w:val="false"/>
-                <w:bCs w:val="false"/>
-                <w:i w:val="false"/>
-                <w:iCs w:val="false"/>
-                <w:sz w:val="24"/>
-                <w:szCs w:val="24"/>
-              </w:rPr>
-              <w:t xml:space="preserve">......</w:t>
+                <w:sz w:val="32"/>
+                <w:szCs w:val="32"/>
+              </w:rPr>
+              <w:t xml:space="preserve">LE DÉFI SCRATCH DES MAISONS</w:t>
             </w:r>
           </w:p>
         </w:tc>
@@ -493,6 +373,8 @@
     </w:tbl>
     <w:p>
       <w:pPr>
+        <w:keepNext/>
+        <w:keepLines/>
         <w:spacing w:after="128"/>
       </w:pPr>
     </w:p>
@@ -512,66 +394,9 @@
         <w:gridCol w:w="9360"/>
       </w:tblGrid>
       <w:tr>
-        <w:tc>
-          <w:tcPr>
-            <w:tcW w:type="dxa" w:w="9360"/>
-            <w:tcBorders>
-              <w:top w:val="single" w:color="000000" w:sz="6"/>
-              <w:left w:val="single" w:color="000000" w:sz="6"/>
-              <w:bottom w:val="single" w:color="000000" w:sz="6"/>
-              <w:right w:val="single" w:color="000000" w:sz="6"/>
-            </w:tcBorders>
-            <w:shd w:fill="D9D9D9" w:val="clear"/>
-            <w:tcMar>
-              <w:top w:type="dxa" w:w="40"/>
-              <w:left w:type="dxa" w:w="80"/>
-              <w:bottom w:type="dxa" w:w="40"/>
-              <w:right w:type="dxa" w:w="80"/>
-            </w:tcMar>
-            <w:vAlign w:val="center"/>
-          </w:tcPr>
-          <w:p>
-            <w:pPr>
-              <w:spacing w:after="0"/>
-              <w:jc w:val="center"/>
-            </w:pPr>
-            <w:r>
-              <w:rPr>
-                <w:rFonts w:ascii="Arial" w:cs="Arial" w:eastAsia="Arial" w:hAnsi="Arial"/>
-                <w:b/>
-                <w:bCs/>
-                <w:i w:val="false"/>
-                <w:iCs w:val="false"/>
-                <w:sz w:val="32"/>
-                <w:szCs w:val="32"/>
-              </w:rPr>
-              <w:t xml:space="preserve">LE DÉFI SCRATCH DES MAISONS</w:t>
-            </w:r>
-          </w:p>
-        </w:tc>
-      </w:tr>
-    </w:tbl>
-    <w:p>
-      <w:pPr>
-        <w:spacing w:after="128"/>
-      </w:pPr>
-    </w:p>
-    <w:tbl>
-      <w:tblPr>
-        <w:tblW w:type="dxa" w:w="9360"/>
-        <w:tblBorders>
-          <w:top w:val="single" w:color="auto" w:sz="4"/>
-          <w:left w:val="single" w:color="auto" w:sz="4"/>
-          <w:bottom w:val="single" w:color="auto" w:sz="4"/>
-          <w:right w:val="single" w:color="auto" w:sz="4"/>
-          <w:insideH w:val="single" w:color="auto" w:sz="4"/>
-          <w:insideV w:val="single" w:color="auto" w:sz="4"/>
-        </w:tblBorders>
-      </w:tblPr>
-      <w:tblGrid>
-        <w:gridCol w:w="9360"/>
-      </w:tblGrid>
-      <w:tr>
+        <w:trPr>
+          <w:cantSplit/>
+        </w:trPr>
         <w:tc>
           <w:tcPr>
             <w:tcW w:type="dxa" w:w="9360"/>
@@ -591,6 +416,8 @@
           </w:tcPr>
           <w:p>
             <w:pPr>
+              <w:keepNext/>
+              <w:keepLines/>
               <w:spacing w:after="48"/>
             </w:pPr>
             <w:r>
@@ -608,6 +435,8 @@
           </w:p>
           <w:p>
             <w:pPr>
+              <w:keepNext/>
+              <w:keepLines/>
               <w:spacing w:after="0"/>
             </w:pPr>
             <w:r>
@@ -628,67 +457,30 @@
     </w:tbl>
     <w:p>
       <w:pPr>
-        <w:spacing w:after="128"/>
+        <w:keepNext/>
+        <w:keepLines/>
+        <w:pBdr>
+          <w:top w:val="single" w:color="000000" w:sz="6" w:space="4"/>
+          <w:left w:val="single" w:color="000000" w:sz="6" w:space="4"/>
+          <w:bottom w:val="single" w:color="000000" w:sz="6" w:space="4"/>
+          <w:right w:val="single" w:color="000000" w:sz="6" w:space="4"/>
+        </w:pBdr>
+        <w:shd w:val="clear" w:color="auto" w:fill="D9D9D9"/>
+        <w:spacing w:before="150" w:after="130"/>
+        <w:ind w:left="0" w:right="1106"/>
       </w:pPr>
-    </w:p>
-    <w:tbl>
-      <w:tblPr>
-        <w:tblW w:type="dxa" w:w="9360"/>
-        <w:tblBorders>
-          <w:top w:val="single" w:color="auto" w:sz="4"/>
-          <w:left w:val="single" w:color="auto" w:sz="4"/>
-          <w:bottom w:val="single" w:color="auto" w:sz="4"/>
-          <w:right w:val="single" w:color="auto" w:sz="4"/>
-          <w:insideH w:val="single" w:color="auto" w:sz="4"/>
-          <w:insideV w:val="single" w:color="auto" w:sz="4"/>
-        </w:tblBorders>
-      </w:tblPr>
-      <w:tblGrid>
-        <w:gridCol w:w="9360"/>
-      </w:tblGrid>
-      <w:tr>
-        <w:tc>
-          <w:tcPr>
-            <w:tcW w:type="dxa" w:w="9360"/>
-            <w:tcBorders>
-              <w:top w:val="single" w:color="000000" w:sz="6"/>
-              <w:left w:val="single" w:color="000000" w:sz="6"/>
-              <w:bottom w:val="single" w:color="000000" w:sz="6"/>
-              <w:right w:val="single" w:color="000000" w:sz="6"/>
-            </w:tcBorders>
-            <w:shd w:fill="D9D9D9" w:val="clear"/>
-            <w:tcMar>
-              <w:top w:type="dxa" w:w="40"/>
-              <w:left w:type="dxa" w:w="80"/>
-              <w:bottom w:type="dxa" w:w="40"/>
-              <w:right w:type="dxa" w:w="80"/>
-            </w:tcMar>
-            <w:vAlign w:val="center"/>
-          </w:tcPr>
-          <w:p>
-            <w:pPr>
-              <w:spacing w:after="0"/>
-            </w:pPr>
-            <w:r>
-              <w:rPr>
-                <w:rFonts w:ascii="Arial" w:cs="Arial" w:eastAsia="Arial" w:hAnsi="Arial"/>
-                <w:b/>
-                <w:bCs/>
-                <w:i w:val="false"/>
-                <w:iCs w:val="false"/>
-                <w:sz w:val="28"/>
-                <w:szCs w:val="28"/>
-              </w:rPr>
-              <w:t xml:space="preserve">PARTIE 1 — Le cahier des charges du défi</w:t>
-            </w:r>
-          </w:p>
-        </w:tc>
-      </w:tr>
-    </w:tbl>
-    <w:p>
-      <w:pPr>
-        <w:spacing w:after="64"/>
-      </w:pPr>
+      <w:r>
+        <w:rPr>
+          <w:rFonts w:ascii="Arial" w:cs="Arial" w:eastAsia="Arial" w:hAnsi="Arial"/>
+          <w:b/>
+          <w:bCs/>
+          <w:i w:val="false"/>
+          <w:iCs w:val="false"/>
+          <w:sz w:val="28"/>
+          <w:szCs w:val="28"/>
+        </w:rPr>
+        <w:t xml:space="preserve">PARTIE 1 — Le cahier des charges du défi</w:t>
+      </w:r>
     </w:p>
     <w:tbl>
       <w:tblPr>
@@ -707,6 +499,9 @@
         <w:gridCol w:w="2000"/>
       </w:tblGrid>
       <w:tr>
+        <w:trPr>
+          <w:cantSplit/>
+        </w:trPr>
         <w:tc>
           <w:tcPr>
             <w:tcW w:type="dxa" w:w="7360"/>
@@ -727,6 +522,8 @@
           </w:tcPr>
           <w:p>
             <w:pPr>
+              <w:keepNext/>
+              <w:keepLines/>
               <w:spacing w:after="0"/>
             </w:pPr>
             <w:r>
@@ -763,6 +560,8 @@
           </w:tcPr>
           <w:p>
             <w:pPr>
+              <w:keepNext/>
+              <w:keepLines/>
               <w:spacing w:after="0"/>
             </w:pPr>
             <w:r>
@@ -781,6 +580,9 @@
         </w:tc>
       </w:tr>
       <w:tr>
+        <w:trPr>
+          <w:cantSplit/>
+        </w:trPr>
         <w:tc>
           <w:tcPr>
             <w:tcW w:type="dxa" w:w="7360"/>
@@ -800,6 +602,8 @@
           </w:tcPr>
           <w:p>
             <w:pPr>
+              <w:keepNext/>
+              <w:keepLines/>
               <w:spacing w:after="0"/>
             </w:pPr>
             <w:r>
@@ -835,6 +639,8 @@
           </w:tcPr>
           <w:p>
             <w:pPr>
+              <w:keepNext/>
+              <w:keepLines/>
               <w:spacing w:after="0"/>
             </w:pPr>
             <w:r>
@@ -853,6 +659,9 @@
         </w:tc>
       </w:tr>
       <w:tr>
+        <w:trPr>
+          <w:cantSplit/>
+        </w:trPr>
         <w:tc>
           <w:tcPr>
             <w:tcW w:type="dxa" w:w="7360"/>
@@ -872,6 +681,8 @@
           </w:tcPr>
           <w:p>
             <w:pPr>
+              <w:keepNext/>
+              <w:keepLines/>
               <w:spacing w:after="0"/>
             </w:pPr>
             <w:r>
@@ -907,6 +718,8 @@
           </w:tcPr>
           <w:p>
             <w:pPr>
+              <w:keepNext/>
+              <w:keepLines/>
               <w:spacing w:after="0"/>
             </w:pPr>
             <w:r>
@@ -925,6 +738,9 @@
         </w:tc>
       </w:tr>
       <w:tr>
+        <w:trPr>
+          <w:cantSplit/>
+        </w:trPr>
         <w:tc>
           <w:tcPr>
             <w:tcW w:type="dxa" w:w="7360"/>
@@ -944,6 +760,8 @@
           </w:tcPr>
           <w:p>
             <w:pPr>
+              <w:keepNext/>
+              <w:keepLines/>
               <w:spacing w:after="0"/>
             </w:pPr>
             <w:r>
@@ -979,6 +797,8 @@
           </w:tcPr>
           <w:p>
             <w:pPr>
+              <w:keepNext/>
+              <w:keepLines/>
               <w:spacing w:after="0"/>
             </w:pPr>
             <w:r>
@@ -997,6 +817,9 @@
         </w:tc>
       </w:tr>
       <w:tr>
+        <w:trPr>
+          <w:cantSplit/>
+        </w:trPr>
         <w:tc>
           <w:tcPr>
             <w:tcW w:type="dxa" w:w="7360"/>
@@ -1086,64 +909,32 @@
         <w:t xml:space="preserve">1a. AVANT de coder : trace au brouillon le chemin prévu et découpe-le en tronçons (avancer …, tourner …).</w:t>
       </w:r>
     </w:p>
-    <w:tbl>
-      <w:tblPr>
-        <w:tblW w:type="dxa" w:w="9360"/>
-        <w:tblBorders>
-          <w:top w:val="single" w:color="auto" w:sz="4"/>
-          <w:left w:val="single" w:color="auto" w:sz="4"/>
-          <w:bottom w:val="single" w:color="auto" w:sz="4"/>
-          <w:right w:val="single" w:color="auto" w:sz="4"/>
-          <w:insideH w:val="single" w:color="auto" w:sz="4"/>
-          <w:insideV w:val="single" w:color="auto" w:sz="4"/>
-        </w:tblBorders>
-      </w:tblPr>
-      <w:tblGrid>
-        <w:gridCol w:w="9360"/>
-      </w:tblGrid>
-      <w:tr>
-        <w:tc>
-          <w:tcPr>
-            <w:tcW w:type="dxa" w:w="9360"/>
-            <w:tcBorders>
-              <w:top w:val="single" w:color="000000" w:sz="6"/>
-              <w:left w:val="single" w:color="000000" w:sz="6"/>
-              <w:bottom w:val="single" w:color="000000" w:sz="6"/>
-              <w:right w:val="single" w:color="000000" w:sz="6"/>
-            </w:tcBorders>
-            <w:shd w:fill="D9D9D9" w:val="clear"/>
-            <w:tcMar>
-              <w:top w:type="dxa" w:w="40"/>
-              <w:left w:type="dxa" w:w="80"/>
-              <w:bottom w:type="dxa" w:w="40"/>
-              <w:right w:type="dxa" w:w="80"/>
-            </w:tcMar>
-            <w:vAlign w:val="center"/>
-          </w:tcPr>
-          <w:p>
-            <w:pPr>
-              <w:spacing w:after="0"/>
-            </w:pPr>
-            <w:r>
-              <w:rPr>
-                <w:rFonts w:ascii="Arial" w:cs="Arial" w:eastAsia="Arial" w:hAnsi="Arial"/>
-                <w:b/>
-                <w:bCs/>
-                <w:i w:val="false"/>
-                <w:iCs w:val="false"/>
-                <w:sz w:val="28"/>
-                <w:szCs w:val="28"/>
-              </w:rPr>
-              <w:t xml:space="preserve">PARTIE 2 — Réalisation et itérations  (séance en groupe)</w:t>
-            </w:r>
-          </w:p>
-        </w:tc>
-      </w:tr>
-    </w:tbl>
     <w:p>
       <w:pPr>
-        <w:spacing w:after="64"/>
+        <w:keepNext/>
+        <w:keepLines/>
+        <w:pBdr>
+          <w:top w:val="single" w:color="000000" w:sz="6" w:space="4"/>
+          <w:left w:val="single" w:color="000000" w:sz="6" w:space="4"/>
+          <w:bottom w:val="single" w:color="000000" w:sz="6" w:space="4"/>
+          <w:right w:val="single" w:color="000000" w:sz="6" w:space="4"/>
+        </w:pBdr>
+        <w:shd w:val="clear" w:color="auto" w:fill="D9D9D9"/>
+        <w:spacing w:before="150" w:after="130"/>
+        <w:ind w:left="0" w:right="1106"/>
       </w:pPr>
+      <w:r>
+        <w:rPr>
+          <w:rFonts w:ascii="Arial" w:cs="Arial" w:eastAsia="Arial" w:hAnsi="Arial"/>
+          <w:b/>
+          <w:bCs/>
+          <w:i w:val="false"/>
+          <w:iCs w:val="false"/>
+          <w:sz w:val="28"/>
+          <w:szCs w:val="28"/>
+        </w:rPr>
+        <w:t xml:space="preserve">PARTIE 2 — Réalisation et itérations  (séance en groupe)</w:t>
+      </w:r>
     </w:p>
     <w:tbl>
       <w:tblPr>
@@ -1162,6 +953,9 @@
         <w:gridCol w:w="8460"/>
       </w:tblGrid>
       <w:tr>
+        <w:trPr>
+          <w:cantSplit/>
+        </w:trPr>
         <w:tc>
           <w:tcPr>
             <w:tcW w:type="dxa" w:w="900"/>
@@ -1182,6 +976,8 @@
           </w:tcPr>
           <w:p>
             <w:pPr>
+              <w:keepNext/>
+              <w:keepLines/>
               <w:spacing w:after="0"/>
             </w:pPr>
             <w:r>
@@ -1218,6 +1014,8 @@
           </w:tcPr>
           <w:p>
             <w:pPr>
+              <w:keepNext/>
+              <w:keepLines/>
               <w:spacing w:after="0"/>
             </w:pPr>
             <w:r>
@@ -1236,6 +1034,9 @@
         </w:tc>
       </w:tr>
       <w:tr>
+        <w:trPr>
+          <w:cantSplit/>
+        </w:trPr>
         <w:tc>
           <w:tcPr>
             <w:tcW w:type="dxa" w:w="900"/>
@@ -1255,6 +1056,8 @@
           </w:tcPr>
           <w:p>
             <w:pPr>
+              <w:keepNext/>
+              <w:keepLines/>
               <w:spacing w:after="0"/>
             </w:pPr>
             <w:r>
@@ -1290,6 +1093,8 @@
           </w:tcPr>
           <w:p>
             <w:pPr>
+              <w:keepNext/>
+              <w:keepLines/>
               <w:spacing w:after="0"/>
             </w:pPr>
             <w:r>
@@ -1308,6 +1113,9 @@
         </w:tc>
       </w:tr>
       <w:tr>
+        <w:trPr>
+          <w:cantSplit/>
+        </w:trPr>
         <w:tc>
           <w:tcPr>
             <w:tcW w:type="dxa" w:w="900"/>
@@ -1327,6 +1135,8 @@
           </w:tcPr>
           <w:p>
             <w:pPr>
+              <w:keepNext/>
+              <w:keepLines/>
               <w:spacing w:after="0"/>
             </w:pPr>
             <w:r>
@@ -1362,6 +1172,8 @@
           </w:tcPr>
           <w:p>
             <w:pPr>
+              <w:keepNext/>
+              <w:keepLines/>
               <w:spacing w:after="0"/>
             </w:pPr>
             <w:r>
@@ -1380,6 +1192,9 @@
         </w:tc>
       </w:tr>
       <w:tr>
+        <w:trPr>
+          <w:cantSplit/>
+        </w:trPr>
         <w:tc>
           <w:tcPr>
             <w:tcW w:type="dxa" w:w="900"/>
@@ -1399,6 +1214,8 @@
           </w:tcPr>
           <w:p>
             <w:pPr>
+              <w:keepNext/>
+              <w:keepLines/>
               <w:spacing w:after="0"/>
             </w:pPr>
             <w:r>
@@ -1434,6 +1251,8 @@
           </w:tcPr>
           <w:p>
             <w:pPr>
+              <w:keepNext/>
+              <w:keepLines/>
               <w:spacing w:after="0"/>
             </w:pPr>
             <w:r>
@@ -1452,6 +1271,9 @@
         </w:tc>
       </w:tr>
       <w:tr>
+        <w:trPr>
+          <w:cantSplit/>
+        </w:trPr>
         <w:tc>
           <w:tcPr>
             <w:tcW w:type="dxa" w:w="900"/>
@@ -1471,6 +1293,8 @@
           </w:tcPr>
           <w:p>
             <w:pPr>
+              <w:keepNext/>
+              <w:keepLines/>
               <w:spacing w:after="0"/>
             </w:pPr>
             <w:r>
@@ -1506,6 +1330,8 @@
           </w:tcPr>
           <w:p>
             <w:pPr>
+              <w:keepNext/>
+              <w:keepLines/>
               <w:spacing w:after="0"/>
             </w:pPr>
             <w:r>
@@ -1524,6 +1350,9 @@
         </w:tc>
       </w:tr>
       <w:tr>
+        <w:trPr>
+          <w:cantSplit/>
+        </w:trPr>
         <w:tc>
           <w:tcPr>
             <w:tcW w:type="dxa" w:w="900"/>
@@ -1614,6 +1443,9 @@
         <w:gridCol w:w="4160"/>
       </w:tblGrid>
       <w:tr>
+        <w:trPr>
+          <w:cantSplit/>
+        </w:trPr>
         <w:tc>
           <w:tcPr>
             <w:tcW w:type="dxa" w:w="1000"/>
@@ -1634,6 +1466,8 @@
           </w:tcPr>
           <w:p>
             <w:pPr>
+              <w:keepNext/>
+              <w:keepLines/>
               <w:spacing w:after="0"/>
             </w:pPr>
             <w:r>
@@ -1670,6 +1504,8 @@
           </w:tcPr>
           <w:p>
             <w:pPr>
+              <w:keepNext/>
+              <w:keepLines/>
               <w:spacing w:after="0"/>
             </w:pPr>
             <w:r>
@@ -1706,6 +1542,8 @@
           </w:tcPr>
           <w:p>
             <w:pPr>
+              <w:keepNext/>
+              <w:keepLines/>
               <w:spacing w:after="0"/>
             </w:pPr>
             <w:r>
@@ -1724,6 +1562,9 @@
         </w:tc>
       </w:tr>
       <w:tr>
+        <w:trPr>
+          <w:cantSplit/>
+        </w:trPr>
         <w:tc>
           <w:tcPr>
             <w:tcW w:type="dxa" w:w="1000"/>
@@ -1743,6 +1584,8 @@
           </w:tcPr>
           <w:p>
             <w:pPr>
+              <w:keepNext/>
+              <w:keepLines/>
               <w:spacing w:after="0"/>
             </w:pPr>
             <w:r>
@@ -1778,6 +1621,8 @@
           </w:tcPr>
           <w:p>
             <w:pPr>
+              <w:keepNext/>
+              <w:keepLines/>
               <w:spacing w:after="0"/>
             </w:pPr>
             <w:r>
@@ -1813,6 +1658,8 @@
           </w:tcPr>
           <w:p>
             <w:pPr>
+              <w:keepNext/>
+              <w:keepLines/>
               <w:spacing w:after="0"/>
             </w:pPr>
             <w:r>
@@ -1831,6 +1678,9 @@
         </w:tc>
       </w:tr>
       <w:tr>
+        <w:trPr>
+          <w:cantSplit/>
+        </w:trPr>
         <w:tc>
           <w:tcPr>
             <w:tcW w:type="dxa" w:w="1000"/>
@@ -1940,70 +1790,35 @@
     </w:tbl>
     <w:p>
       <w:pPr>
-        <w:spacing w:after="80"/>
+        <w:keepNext/>
+        <w:keepLines/>
+        <w:pBdr>
+          <w:top w:val="single" w:color="000000" w:sz="6" w:space="4"/>
+          <w:left w:val="single" w:color="000000" w:sz="6" w:space="4"/>
+          <w:bottom w:val="single" w:color="000000" w:sz="6" w:space="4"/>
+          <w:right w:val="single" w:color="000000" w:sz="6" w:space="4"/>
+        </w:pBdr>
+        <w:shd w:val="clear" w:color="auto" w:fill="D9D9D9"/>
+        <w:spacing w:before="150" w:after="130"/>
+        <w:ind w:left="0" w:right="1106"/>
       </w:pPr>
-    </w:p>
-    <w:tbl>
-      <w:tblPr>
-        <w:tblW w:type="dxa" w:w="9360"/>
-        <w:tblBorders>
-          <w:top w:val="single" w:color="auto" w:sz="4"/>
-          <w:left w:val="single" w:color="auto" w:sz="4"/>
-          <w:bottom w:val="single" w:color="auto" w:sz="4"/>
-          <w:right w:val="single" w:color="auto" w:sz="4"/>
-          <w:insideH w:val="single" w:color="auto" w:sz="4"/>
-          <w:insideV w:val="single" w:color="auto" w:sz="4"/>
-        </w:tblBorders>
-      </w:tblPr>
-      <w:tblGrid>
-        <w:gridCol w:w="9360"/>
-      </w:tblGrid>
-      <w:tr>
-        <w:tc>
-          <w:tcPr>
-            <w:tcW w:type="dxa" w:w="9360"/>
-            <w:tcBorders>
-              <w:top w:val="single" w:color="000000" w:sz="6"/>
-              <w:left w:val="single" w:color="000000" w:sz="6"/>
-              <w:bottom w:val="single" w:color="000000" w:sz="6"/>
-              <w:right w:val="single" w:color="000000" w:sz="6"/>
-            </w:tcBorders>
-            <w:shd w:fill="D9D9D9" w:val="clear"/>
-            <w:tcMar>
-              <w:top w:type="dxa" w:w="40"/>
-              <w:left w:type="dxa" w:w="80"/>
-              <w:bottom w:type="dxa" w:w="40"/>
-              <w:right w:type="dxa" w:w="80"/>
-            </w:tcMar>
-            <w:vAlign w:val="center"/>
-          </w:tcPr>
-          <w:p>
-            <w:pPr>
-              <w:spacing w:after="0"/>
-            </w:pPr>
-            <w:r>
-              <w:rPr>
-                <w:rFonts w:ascii="Arial" w:cs="Arial" w:eastAsia="Arial" w:hAnsi="Arial"/>
-                <w:b/>
-                <w:bCs/>
-                <w:i w:val="false"/>
-                <w:iCs w:val="false"/>
-                <w:sz w:val="28"/>
-                <w:szCs w:val="28"/>
-              </w:rPr>
-              <w:t xml:space="preserve">PARTIE 3 — La revue de code entre équipes</w:t>
-            </w:r>
-          </w:p>
-        </w:tc>
-      </w:tr>
-    </w:tbl>
-    <w:p>
-      <w:pPr>
-        <w:spacing w:after="64"/>
-      </w:pPr>
+      <w:r>
+        <w:rPr>
+          <w:rFonts w:ascii="Arial" w:cs="Arial" w:eastAsia="Arial" w:hAnsi="Arial"/>
+          <w:b/>
+          <w:bCs/>
+          <w:i w:val="false"/>
+          <w:iCs w:val="false"/>
+          <w:sz w:val="28"/>
+          <w:szCs w:val="28"/>
+        </w:rPr>
+        <w:t xml:space="preserve">PARTIE 3 — La revue de code entre équipes</w:t>
+      </w:r>
     </w:p>
     <w:p>
       <w:pPr>
+        <w:keepNext/>
+        <w:keepLines/>
         <w:spacing w:after="96"/>
       </w:pPr>
       <w:r>
@@ -2081,6 +1896,9 @@
         <w:gridCol w:w="9360"/>
       </w:tblGrid>
       <w:tr>
+        <w:trPr>
+          <w:cantSplit/>
+        </w:trPr>
         <w:tc>
           <w:tcPr>
             <w:tcW w:type="dxa" w:w="9360"/>

--- a/public/2026/seq06/FICHE_S6-A04_DefiScratch_5eme.docx
+++ b/public/2026/seq06/FICHE_S6-A04_DefiScratch_5eme.docx
@@ -211,32 +211,6 @@
                 <w:szCs w:val="15"/>
               </w:rPr>
               <w:t xml:space="preserve">ACTIVITÉ N°04</w:t>
-            </w:r>
-          </w:p>
-          <w:p>
-            <w:pPr>
-              <w:spacing w:after="0"/>
-            </w:pPr>
-            <w:r>
-              <w:rPr>
-                <w:rFonts w:ascii="Arial" w:cs="Arial" w:eastAsia="Arial" w:hAnsi="Arial"/>
-                <w:sz w:val="14"/>
-                <w:szCs w:val="14"/>
-              </w:rPr>
-              <w:t xml:space="preserve">NOM : ..............................</w:t>
-            </w:r>
-          </w:p>
-          <w:p>
-            <w:pPr>
-              <w:spacing w:after="0"/>
-            </w:pPr>
-            <w:r>
-              <w:rPr>
-                <w:rFonts w:ascii="Arial" w:cs="Arial" w:eastAsia="Arial" w:hAnsi="Arial"/>
-                <w:sz w:val="14"/>
-                <w:szCs w:val="14"/>
-              </w:rPr>
-              <w:t xml:space="preserve">PRÉNOM : .........................</w:t>
             </w:r>
           </w:p>
         </w:tc>

--- a/public/2026/seq06/FICHE_S6-A04_DefiScratch_5eme.docx
+++ b/public/2026/seq06/FICHE_S6-A04_DefiScratch_5eme.docx
@@ -1597,19 +1597,19 @@
             <w:pPr>
               <w:keepNext/>
               <w:keepLines/>
-              <w:spacing w:after="0"/>
-            </w:pPr>
-            <w:r>
-              <w:rPr>
-                <w:rFonts w:ascii="Arial" w:cs="Arial" w:eastAsia="Arial" w:hAnsi="Arial"/>
-                <w:b w:val="false"/>
-                <w:bCs w:val="false"/>
-                <w:i w:val="false"/>
-                <w:iCs w:val="false"/>
-                <w:sz w:val="24"/>
-                <w:szCs w:val="24"/>
-              </w:rPr>
-              <w:t xml:space="preserve">................</w:t>
+              <w:spacing w:after="230"/>
+            </w:pPr>
+            <w:r>
+              <w:rPr>
+                <w:rFonts w:ascii="Arial" w:cs="Arial" w:eastAsia="Arial" w:hAnsi="Arial"/>
+                <w:b w:val="false"/>
+                <w:bCs w:val="false"/>
+                <w:i w:val="false"/>
+                <w:iCs w:val="false"/>
+                <w:sz w:val="24"/>
+                <w:szCs w:val="24"/>
+              </w:rPr>
+              <w:t xml:space="preserve">......................................................................................................................................................</w:t>
             </w:r>
           </w:p>
         </w:tc>
@@ -1634,19 +1634,19 @@
             <w:pPr>
               <w:keepNext/>
               <w:keepLines/>
-              <w:spacing w:after="0"/>
-            </w:pPr>
-            <w:r>
-              <w:rPr>
-                <w:rFonts w:ascii="Arial" w:cs="Arial" w:eastAsia="Arial" w:hAnsi="Arial"/>
-                <w:b w:val="false"/>
-                <w:bCs w:val="false"/>
-                <w:i w:val="false"/>
-                <w:iCs w:val="false"/>
-                <w:sz w:val="24"/>
-                <w:szCs w:val="24"/>
-              </w:rPr>
-              <w:t xml:space="preserve">................</w:t>
+              <w:spacing w:after="230"/>
+            </w:pPr>
+            <w:r>
+              <w:rPr>
+                <w:rFonts w:ascii="Arial" w:cs="Arial" w:eastAsia="Arial" w:hAnsi="Arial"/>
+                <w:b w:val="false"/>
+                <w:bCs w:val="false"/>
+                <w:i w:val="false"/>
+                <w:iCs w:val="false"/>
+                <w:sz w:val="24"/>
+                <w:szCs w:val="24"/>
+              </w:rPr>
+              <w:t xml:space="preserve">......................................................................................................................................................</w:t>
             </w:r>
           </w:p>
         </w:tc>
@@ -1709,19 +1709,19 @@
           </w:tcPr>
           <w:p>
             <w:pPr>
-              <w:spacing w:after="0"/>
-            </w:pPr>
-            <w:r>
-              <w:rPr>
-                <w:rFonts w:ascii="Arial" w:cs="Arial" w:eastAsia="Arial" w:hAnsi="Arial"/>
-                <w:b w:val="false"/>
-                <w:bCs w:val="false"/>
-                <w:i w:val="false"/>
-                <w:iCs w:val="false"/>
-                <w:sz w:val="24"/>
-                <w:szCs w:val="24"/>
-              </w:rPr>
-              <w:t xml:space="preserve">................</w:t>
+              <w:spacing w:after="230"/>
+            </w:pPr>
+            <w:r>
+              <w:rPr>
+                <w:rFonts w:ascii="Arial" w:cs="Arial" w:eastAsia="Arial" w:hAnsi="Arial"/>
+                <w:b w:val="false"/>
+                <w:bCs w:val="false"/>
+                <w:i w:val="false"/>
+                <w:iCs w:val="false"/>
+                <w:sz w:val="24"/>
+                <w:szCs w:val="24"/>
+              </w:rPr>
+              <w:t xml:space="preserve">......................................................................................................................................................</w:t>
             </w:r>
           </w:p>
         </w:tc>
@@ -1744,19 +1744,19 @@
           </w:tcPr>
           <w:p>
             <w:pPr>
-              <w:spacing w:after="0"/>
-            </w:pPr>
-            <w:r>
-              <w:rPr>
-                <w:rFonts w:ascii="Arial" w:cs="Arial" w:eastAsia="Arial" w:hAnsi="Arial"/>
-                <w:b w:val="false"/>
-                <w:bCs w:val="false"/>
-                <w:i w:val="false"/>
-                <w:iCs w:val="false"/>
-                <w:sz w:val="24"/>
-                <w:szCs w:val="24"/>
-              </w:rPr>
-              <w:t xml:space="preserve">................</w:t>
+              <w:spacing w:after="230"/>
+            </w:pPr>
+            <w:r>
+              <w:rPr>
+                <w:rFonts w:ascii="Arial" w:cs="Arial" w:eastAsia="Arial" w:hAnsi="Arial"/>
+                <w:b w:val="false"/>
+                <w:bCs w:val="false"/>
+                <w:i w:val="false"/>
+                <w:iCs w:val="false"/>
+                <w:sz w:val="24"/>
+                <w:szCs w:val="24"/>
+              </w:rPr>
+              <w:t xml:space="preserve">......................................................................................................................................................</w:t>
             </w:r>
           </w:p>
         </w:tc>
@@ -1822,7 +1822,7 @@
     </w:p>
     <w:p>
       <w:pPr>
-        <w:spacing w:after="64"/>
+        <w:spacing w:after="230"/>
       </w:pPr>
       <w:r>
         <w:rPr>
@@ -1834,12 +1834,12 @@
           <w:sz w:val="24"/>
           <w:szCs w:val="24"/>
         </w:rPr>
-        <w:t xml:space="preserve">3a. Une qualité de leur code : .......................................................................</w:t>
+        <w:t xml:space="preserve">3a. Une qualité de leur code : ......................................................................................................</w:t>
       </w:r>
     </w:p>
     <w:p>
       <w:pPr>
-        <w:spacing w:after="64"/>
+        <w:spacing w:after="230"/>
       </w:pPr>
       <w:r>
         <w:rPr>
@@ -1851,7 +1851,7 @@
           <w:sz w:val="24"/>
           <w:szCs w:val="24"/>
         </w:rPr>
-        <w:t xml:space="preserve">3b. Une amélioration possible : .....................................................................</w:t>
+        <w:t xml:space="preserve">3b. Une amélioration possible : ....................................................................................................</w:t>
       </w:r>
     </w:p>
     <w:tbl>

--- a/public/2026/seq06/FICHE_S6-A04_DefiScratch_5eme.docx
+++ b/public/2026/seq06/FICHE_S6-A04_DefiScratch_5eme.docx
@@ -345,6 +345,30 @@
         </w:tc>
       </w:tr>
     </w:tbl>
+    <w:p>
+      <w:pPr>
+        <w:keepNext/>
+        <w:spacing w:after="128"/>
+      </w:pPr>
+      <w:r>
+        <w:rPr>
+          <w:rFonts w:ascii="Arial" w:cs="Arial" w:eastAsia="Arial" w:hAnsi="Arial"/>
+          <w:sz w:val="24"/>
+          <w:szCs w:val="24"/>
+          <w:b/>
+          <w:bCs/>
+        </w:rPr>
+        <w:t xml:space="preserve">OBJECTIF — </w:t>
+      </w:r>
+      <w:r>
+        <w:rPr>
+          <w:rFonts w:ascii="Arial" w:cs="Arial" w:eastAsia="Arial" w:hAnsi="Arial"/>
+          <w:sz w:val="24"/>
+          <w:szCs w:val="24"/>
+        </w:rPr>
+        <w:t xml:space="preserve">Tu sauras améliorer ton programme jusqu'à ce qu'il passe le labyrinthe.</w:t>
+      </w:r>
+    </w:p>
     <w:p>
       <w:pPr>
         <w:keepNext/>
@@ -1609,7 +1633,7 @@
                 <w:sz w:val="24"/>
                 <w:szCs w:val="24"/>
               </w:rPr>
-              <w:t xml:space="preserve">......................................................................................................................................................</w:t>
+              <w:t xml:space="preserve">.........................................................</w:t>
             </w:r>
           </w:p>
         </w:tc>
@@ -1646,7 +1670,7 @@
                 <w:sz w:val="24"/>
                 <w:szCs w:val="24"/>
               </w:rPr>
-              <w:t xml:space="preserve">......................................................................................................................................................</w:t>
+              <w:t xml:space="preserve">........................................................</w:t>
             </w:r>
           </w:p>
         </w:tc>
@@ -1721,7 +1745,7 @@
                 <w:sz w:val="24"/>
                 <w:szCs w:val="24"/>
               </w:rPr>
-              <w:t xml:space="preserve">......................................................................................................................................................</w:t>
+              <w:t xml:space="preserve">.........................................................</w:t>
             </w:r>
           </w:p>
         </w:tc>
@@ -1756,7 +1780,7 @@
                 <w:sz w:val="24"/>
                 <w:szCs w:val="24"/>
               </w:rPr>
-              <w:t xml:space="preserve">......................................................................................................................................................</w:t>
+              <w:t xml:space="preserve">........................................................</w:t>
             </w:r>
           </w:p>
         </w:tc>

--- a/public/2026/seq06/FICHE_S6-A04_DefiScratch_5eme.docx
+++ b/public/2026/seq06/FICHE_S6-A04_DefiScratch_5eme.docx
@@ -453,6 +453,52 @@
         </w:tc>
       </w:tr>
     </w:tbl>
+    <w:p>
+      <w:pPr>
+        <w:keepNext/>
+        <w:pBdr>
+          <w:top w:val="single" w:sz="6" w:space="2" w:color="D9D9D9"/>
+          <w:left w:val="single" w:sz="6" w:space="2" w:color="D9D9D9"/>
+          <w:bottom w:val="single" w:sz="6" w:space="2" w:color="D9D9D9"/>
+          <w:right w:val="single" w:sz="6" w:space="2" w:color="D9D9D9"/>
+        </w:pBdr>
+        <w:shd w:val="clear" w:color="auto" w:fill="F2F2F2"/>
+        <w:spacing w:before="80" w:after="120"/>
+        <w:ind w:left="60" w:right="60"/>
+      </w:pPr>
+      <w:r>
+        <w:rPr>
+          <w:rFonts w:ascii="Arial" w:cs="Arial" w:eastAsia="Arial" w:hAnsi="Arial"/>
+          <w:b/>
+          <w:bCs/>
+          <w:sz w:val="24"/>
+          <w:szCs w:val="24"/>
+        </w:rPr>
+        <w:t xml:space="preserve">RESSOURCE 1 — Scratch</w:t>
+      </w:r>
+      <w:r>
+        <w:rPr>
+          <w:rFonts w:ascii="Arial" w:cs="Arial" w:eastAsia="Arial" w:hAnsi="Arial"/>
+          <w:sz w:val="24"/>
+          <w:szCs w:val="24"/>
+        </w:rPr>
+        <w:t xml:space="preserve"> · MIT · rien à installer</w:t>
+      </w:r>
+      <w:r>
+        <w:rPr>
+          <w:rFonts w:ascii="Arial" w:cs="Arial" w:eastAsia="Arial" w:hAnsi="Arial"/>
+        </w:rPr>
+        <w:br/>
+      </w:r>
+      <w:r>
+        <w:rPr>
+          <w:rFonts w:ascii="Arial" w:cs="Arial" w:eastAsia="Arial" w:hAnsi="Arial"/>
+          <w:sz w:val="22"/>
+          <w:szCs w:val="22"/>
+        </w:rPr>
+        <w:t xml:space="preserve">→ scratch.mit.edu</w:t>
+      </w:r>
+    </w:p>
     <w:p>
       <w:pPr>
         <w:keepNext/>
